--- a/tema10/Петров_Тема10.docx
+++ b/tema10/Петров_Тема10.docx
@@ -51,7 +51,18 @@
           <w:sz w:val="28"/>
           <w:szCs w:val="28"/>
         </w:rPr>
-        <w:t>Паттерны проектирования</w:t>
+        <w:t>Паттерны про</w:t>
+      </w:r>
+      <w:r>
+        <w:rPr>
+          <w:b/>
+          <w:bCs/>
+          <w:iCs/>
+          <w:color w:val="1F1F1F"/>
+          <w:sz w:val="28"/>
+          <w:szCs w:val="28"/>
+        </w:rPr>
+        <w:t>граммирования</w:t>
       </w:r>
     </w:p>
     <w:p>
@@ -200,17 +211,41 @@
           <w:color w:val="000000"/>
           <w:sz w:val="28"/>
           <w:szCs w:val="28"/>
-          <w:lang w:val="en-US"/>
-        </w:rPr>
-      </w:pPr>
-      <w:r>
-        <w:rPr>
-          <w:color w:val="000000"/>
-          <w:sz w:val="28"/>
-          <w:szCs w:val="28"/>
-          <w:lang w:val="en-US"/>
-        </w:rPr>
-        <w:t>using System;</w:t>
+        </w:rPr>
+      </w:pPr>
+      <w:r>
+        <w:rPr>
+          <w:color w:val="000000"/>
+          <w:sz w:val="28"/>
+          <w:szCs w:val="28"/>
+          <w:lang w:val="en-US"/>
+        </w:rPr>
+        <w:t>using</w:t>
+      </w:r>
+      <w:r>
+        <w:rPr>
+          <w:color w:val="000000"/>
+          <w:sz w:val="28"/>
+          <w:szCs w:val="28"/>
+        </w:rPr>
+        <w:t xml:space="preserve"> </w:t>
+      </w:r>
+      <w:r>
+        <w:rPr>
+          <w:color w:val="000000"/>
+          <w:sz w:val="28"/>
+          <w:szCs w:val="28"/>
+          <w:lang w:val="en-US"/>
+        </w:rPr>
+        <w:t>System</w:t>
+      </w:r>
+      <w:r>
+        <w:rPr>
+          <w:color w:val="000000"/>
+          <w:sz w:val="28"/>
+          <w:szCs w:val="28"/>
+        </w:rPr>
+        <w:t>;</w:t>
       </w:r>
     </w:p>
     <w:p>
@@ -223,6 +258,7 @@
           <w:color w:val="000000"/>
           <w:sz w:val="28"/>
           <w:szCs w:val="28"/>
+          <w:lang w:val="en-US"/>
         </w:rPr>
       </w:pPr>
       <w:r>
@@ -295,6 +331,7 @@
           <w:color w:val="000000"/>
           <w:sz w:val="28"/>
           <w:szCs w:val="28"/>
+          <w:lang w:val="en-US"/>
         </w:rPr>
         <w:t xml:space="preserve"> </w:t>
       </w:r>
@@ -361,6 +398,7 @@
           <w:color w:val="000000"/>
           <w:sz w:val="28"/>
           <w:szCs w:val="28"/>
+          <w:lang w:val="en-US"/>
         </w:rPr>
       </w:pPr>
       <w:r>
@@ -694,25 +732,7 @@
           <w:szCs w:val="28"/>
           <w:lang w:val="en-US"/>
         </w:rPr>
-        <w:t>Action task)</w:t>
-      </w:r>
-      <w:r>
-        <w:rPr>
-          <w:color w:val="000000"/>
-          <w:sz w:val="28"/>
-          <w:szCs w:val="28"/>
-          <w:lang w:val="en-US"/>
-        </w:rPr>
-        <w:t xml:space="preserve"> </w:t>
-      </w:r>
-      <w:r>
-        <w:rPr>
-          <w:color w:val="000000"/>
-          <w:sz w:val="28"/>
-          <w:szCs w:val="28"/>
-          <w:lang w:val="en-US"/>
-        </w:rPr>
-        <w:t>{</w:t>
+        <w:t>Action task) {</w:t>
       </w:r>
     </w:p>
     <w:p>
@@ -874,6 +894,7 @@
           <w:color w:val="000000"/>
           <w:sz w:val="28"/>
           <w:szCs w:val="28"/>
+          <w:lang w:val="en-US"/>
         </w:rPr>
         <w:t xml:space="preserve"> </w:t>
       </w:r>
@@ -982,25 +1003,7 @@
           <w:szCs w:val="28"/>
           <w:lang w:val="en-US"/>
         </w:rPr>
-        <w:t>;</w:t>
-      </w:r>
-      <w:r>
-        <w:rPr>
-          <w:color w:val="000000"/>
-          <w:sz w:val="28"/>
-          <w:szCs w:val="28"/>
-          <w:lang w:val="en-US"/>
-        </w:rPr>
-        <w:t xml:space="preserve"> </w:t>
-      </w:r>
-      <w:r>
-        <w:rPr>
-          <w:color w:val="000000"/>
-          <w:sz w:val="28"/>
-          <w:szCs w:val="28"/>
-          <w:lang w:val="en-US"/>
-        </w:rPr>
-        <w:t>}</w:t>
+        <w:t>; }</w:t>
       </w:r>
       <w:proofErr w:type="gramEnd"/>
       <w:r>
@@ -1033,25 +1036,7 @@
           <w:szCs w:val="28"/>
           <w:lang w:val="en-US"/>
         </w:rPr>
-        <w:t>class program</w:t>
-      </w:r>
-      <w:r>
-        <w:rPr>
-          <w:color w:val="000000"/>
-          <w:sz w:val="28"/>
-          <w:szCs w:val="28"/>
-          <w:lang w:val="en-US"/>
-        </w:rPr>
-        <w:t xml:space="preserve"> </w:t>
-      </w:r>
-      <w:r>
-        <w:rPr>
-          <w:color w:val="000000"/>
-          <w:sz w:val="28"/>
-          <w:szCs w:val="28"/>
-          <w:lang w:val="en-US"/>
-        </w:rPr>
-        <w:t>{</w:t>
+        <w:t>class program {</w:t>
       </w:r>
     </w:p>
     <w:p>
@@ -1064,6 +1049,7 @@
           <w:color w:val="000000"/>
           <w:sz w:val="28"/>
           <w:szCs w:val="28"/>
+          <w:lang w:val="en-US"/>
         </w:rPr>
       </w:pPr>
       <w:r>
@@ -1093,25 +1079,7 @@
           <w:szCs w:val="28"/>
           <w:lang w:val="en-US"/>
         </w:rPr>
-        <w:t>)</w:t>
-      </w:r>
-      <w:r>
-        <w:rPr>
-          <w:color w:val="000000"/>
-          <w:sz w:val="28"/>
-          <w:szCs w:val="28"/>
-          <w:lang w:val="en-US"/>
-        </w:rPr>
-        <w:t xml:space="preserve"> </w:t>
-      </w:r>
-      <w:r>
-        <w:rPr>
-          <w:color w:val="000000"/>
-          <w:sz w:val="28"/>
-          <w:szCs w:val="28"/>
-          <w:lang w:val="en-US"/>
-        </w:rPr>
-        <w:t>{</w:t>
+        <w:t>) {</w:t>
       </w:r>
     </w:p>
     <w:p>
@@ -1124,6 +1092,7 @@
           <w:color w:val="000000"/>
           <w:sz w:val="28"/>
           <w:szCs w:val="28"/>
+          <w:lang w:val="en-US"/>
         </w:rPr>
       </w:pPr>
     </w:p>
@@ -1441,7 +1410,6 @@
         <w:rPr>
           <w:sz w:val="28"/>
           <w:szCs w:val="28"/>
-          <w:lang w:val="en-US"/>
         </w:rPr>
       </w:pPr>
       <w:r>
@@ -1455,7 +1423,6 @@
         <w:rPr>
           <w:sz w:val="28"/>
           <w:szCs w:val="28"/>
-          <w:lang w:val="en-US"/>
         </w:rPr>
         <w:t>“</w:t>
       </w:r>
@@ -1477,7 +1444,6 @@
         <w:rPr>
           <w:sz w:val="28"/>
           <w:szCs w:val="28"/>
-          <w:lang w:val="en-US"/>
         </w:rPr>
         <w:t>”</w:t>
       </w:r>
@@ -1489,7 +1455,6 @@
           <w:color w:val="000000" w:themeColor="text1"/>
           <w:sz w:val="28"/>
           <w:szCs w:val="28"/>
-          <w:lang w:val="en-US"/>
         </w:rPr>
       </w:pPr>
     </w:p>
@@ -1500,7 +1465,6 @@
           <w:color w:val="000000" w:themeColor="text1"/>
           <w:sz w:val="28"/>
           <w:szCs w:val="28"/>
-          <w:lang w:val="en-US"/>
         </w:rPr>
       </w:pPr>
     </w:p>
@@ -1511,7 +1475,6 @@
           <w:color w:val="000000" w:themeColor="text1"/>
           <w:sz w:val="28"/>
           <w:szCs w:val="28"/>
-          <w:lang w:val="en-US"/>
         </w:rPr>
       </w:pPr>
     </w:p>
@@ -1522,7 +1485,6 @@
           <w:color w:val="000000" w:themeColor="text1"/>
           <w:sz w:val="28"/>
           <w:szCs w:val="28"/>
-          <w:lang w:val="en-US"/>
         </w:rPr>
       </w:pPr>
     </w:p>
@@ -1533,7 +1495,6 @@
           <w:color w:val="000000" w:themeColor="text1"/>
           <w:sz w:val="28"/>
           <w:szCs w:val="28"/>
-          <w:lang w:val="en-US"/>
         </w:rPr>
       </w:pPr>
     </w:p>
@@ -1544,7 +1505,6 @@
           <w:color w:val="000000" w:themeColor="text1"/>
           <w:sz w:val="28"/>
           <w:szCs w:val="28"/>
-          <w:lang w:val="en-US"/>
         </w:rPr>
       </w:pPr>
     </w:p>
@@ -1555,7 +1515,6 @@
           <w:color w:val="000000" w:themeColor="text1"/>
           <w:sz w:val="28"/>
           <w:szCs w:val="28"/>
-          <w:lang w:val="en-US"/>
         </w:rPr>
       </w:pPr>
     </w:p>
@@ -2459,6 +2418,7 @@
           <w:color w:val="000000"/>
           <w:sz w:val="28"/>
           <w:szCs w:val="28"/>
+          <w:lang w:val="en-US"/>
         </w:rPr>
         <w:t xml:space="preserve">        </w:t>
       </w:r>
@@ -3412,6 +3372,7 @@
           <w:color w:val="000000"/>
           <w:sz w:val="28"/>
           <w:szCs w:val="28"/>
+          <w:lang w:val="en-US"/>
         </w:rPr>
         <w:t xml:space="preserve">        </w:t>
       </w:r>
@@ -3430,6 +3391,7 @@
           <w:color w:val="000000"/>
           <w:sz w:val="28"/>
           <w:szCs w:val="28"/>
+          <w:lang w:val="en-US"/>
         </w:rPr>
         <w:t>.</w:t>
       </w:r>
@@ -3447,6 +3409,7 @@
           <w:color w:val="000000"/>
           <w:sz w:val="28"/>
           <w:szCs w:val="28"/>
+          <w:lang w:val="en-US"/>
         </w:rPr>
         <w:t>.</w:t>
       </w:r>
@@ -3467,6 +3430,7 @@
           <w:color w:val="000000"/>
           <w:sz w:val="28"/>
           <w:szCs w:val="28"/>
+          <w:lang w:val="en-US"/>
         </w:rPr>
         <w:t>()</w:t>
       </w:r>
@@ -3476,24 +3440,9 @@
           <w:color w:val="000000"/>
           <w:sz w:val="28"/>
           <w:szCs w:val="28"/>
-        </w:rPr>
-        <w:t>;</w:t>
-      </w:r>
-      <w:r>
-        <w:rPr>
-          <w:color w:val="000000"/>
-          <w:sz w:val="28"/>
-          <w:szCs w:val="28"/>
-        </w:rPr>
-        <w:t xml:space="preserve"> </w:t>
-      </w:r>
-      <w:r>
-        <w:rPr>
-          <w:color w:val="000000"/>
-          <w:sz w:val="28"/>
-          <w:szCs w:val="28"/>
-        </w:rPr>
-        <w:t>}</w:t>
+          <w:lang w:val="en-US"/>
+        </w:rPr>
+        <w:t>; }</w:t>
       </w:r>
       <w:proofErr w:type="gramEnd"/>
       <w:r>
@@ -3501,6 +3450,7 @@
           <w:color w:val="000000"/>
           <w:sz w:val="28"/>
           <w:szCs w:val="28"/>
+          <w:lang w:val="en-US"/>
         </w:rPr>
         <w:t>}</w:t>
       </w:r>
@@ -6415,13 +6365,13 @@
       <mc:AlternateContent>
         <mc:Choice Requires="wps">
           <w:drawing>
-            <wp:anchor distT="0" distB="0" distL="114300" distR="114300" simplePos="0" relativeHeight="251680768" behindDoc="0" locked="0" layoutInCell="1" allowOverlap="1" wp14:anchorId="068EEA84" wp14:editId="7E4B682B">
+            <wp:anchor distT="0" distB="0" distL="114300" distR="114300" simplePos="0" relativeHeight="251680768" behindDoc="0" locked="0" layoutInCell="1" allowOverlap="1" wp14:anchorId="068EEA84" wp14:editId="3AF37B8A">
               <wp:simplePos x="0" y="0"/>
               <wp:positionH relativeFrom="column">
                 <wp:posOffset>2352040</wp:posOffset>
               </wp:positionH>
               <wp:positionV relativeFrom="paragraph">
-                <wp:posOffset>-381048</wp:posOffset>
+                <wp:posOffset>-495300</wp:posOffset>
               </wp:positionV>
               <wp:extent cx="2154621" cy="754555"/>
               <wp:effectExtent l="0" t="0" r="4445" b="7620"/>
@@ -6500,7 +6450,23 @@
                               <w:sz w:val="28"/>
                               <w:szCs w:val="28"/>
                             </w:rPr>
-                            <w:t>Паттерны проектирования</w:t>
+                            <w:t>Паттерны про</w:t>
+                          </w:r>
+                          <w:r>
+                            <w:rPr>
+                              <w:iCs/>
+                              <w:sz w:val="28"/>
+                              <w:szCs w:val="28"/>
+                            </w:rPr>
+                            <w:t>граммировани</w:t>
+                          </w:r>
+                          <w:r>
+                            <w:rPr>
+                              <w:iCs/>
+                              <w:sz w:val="28"/>
+                              <w:szCs w:val="28"/>
+                            </w:rPr>
+                            <w:t>я</w:t>
                           </w:r>
                         </w:p>
                       </w:txbxContent>
@@ -6526,7 +6492,7 @@
               <v:stroke joinstyle="miter"/>
               <v:path gradientshapeok="t" o:connecttype="rect"/>
             </v:shapetype>
-            <v:shape id="Text Box 102" o:spid="_x0000_s1037" type="#_x0000_t202" style="position:absolute;margin-left:185.2pt;margin-top:-30pt;width:169.65pt;height:59.4pt;z-index:251680768;visibility:visible;mso-wrap-style:square;mso-width-percent:0;mso-height-percent:0;mso-wrap-distance-left:9pt;mso-wrap-distance-top:0;mso-wrap-distance-right:9pt;mso-wrap-distance-bottom:0;mso-position-horizontal:absolute;mso-position-horizontal-relative:text;mso-position-vertical:absolute;mso-position-vertical-relative:text;mso-width-percent:0;mso-height-percent:0;mso-width-relative:page;mso-height-relative:page;v-text-anchor:top" o:gfxdata="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" filled="f" stroked="f">
+            <v:shape id="Text Box 102" o:spid="_x0000_s1037" type="#_x0000_t202" style="position:absolute;margin-left:185.2pt;margin-top:-39pt;width:169.65pt;height:59.4pt;z-index:251680768;visibility:visible;mso-wrap-style:square;mso-width-percent:0;mso-height-percent:0;mso-wrap-distance-left:9pt;mso-wrap-distance-top:0;mso-wrap-distance-right:9pt;mso-wrap-distance-bottom:0;mso-position-horizontal:absolute;mso-position-horizontal-relative:text;mso-position-vertical:absolute;mso-position-vertical-relative:text;mso-width-percent:0;mso-height-percent:0;mso-width-relative:page;mso-height-relative:page;v-text-anchor:top" o:gfxdata="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" filled="f" stroked="f">
               <v:path arrowok="t"/>
               <v:textbox inset="0,0,0,0">
                 <w:txbxContent>
@@ -6560,7 +6526,23 @@
                         <w:sz w:val="28"/>
                         <w:szCs w:val="28"/>
                       </w:rPr>
-                      <w:t>Паттерны проектирования</w:t>
+                      <w:t>Паттерны про</w:t>
+                    </w:r>
+                    <w:r>
+                      <w:rPr>
+                        <w:iCs/>
+                        <w:sz w:val="28"/>
+                        <w:szCs w:val="28"/>
+                      </w:rPr>
+                      <w:t>граммировани</w:t>
+                    </w:r>
+                    <w:r>
+                      <w:rPr>
+                        <w:iCs/>
+                        <w:sz w:val="28"/>
+                        <w:szCs w:val="28"/>
+                      </w:rPr>
+                      <w:t>я</w:t>
                     </w:r>
                   </w:p>
                 </w:txbxContent>
